--- a/docs/Feature cards draft.docx
+++ b/docs/Feature cards draft.docx
@@ -1,6 +1,6 @@
 
 <file path=word/document.xml><?xml version="1.0" encoding="utf-8"?>
-<w:document xmlns:wpc="http://schemas.microsoft.com/office/word/2010/wordprocessingCanvas" xmlns:cx="http://schemas.microsoft.com/office/drawing/2014/chartex" xmlns:cx1="http://schemas.microsoft.com/office/drawing/2015/9/8/chartex" xmlns:cx2="http://schemas.microsoft.com/office/drawing/2015/10/21/chartex" xmlns:cx3="http://schemas.microsoft.com/office/drawing/2016/5/9/chartex" xmlns:cx4="http://schemas.microsoft.com/office/drawing/2016/5/10/chartex" xmlns:cx5="http://schemas.microsoft.com/office/drawing/2016/5/11/chartex" xmlns:cx6="http://schemas.microsoft.com/office/drawing/2016/5/12/chartex" xmlns:cx7="http://schemas.microsoft.com/office/drawing/2016/5/13/chartex" xmlns:cx8="http://schemas.microsoft.com/office/drawing/2016/5/14/chartex" xmlns:mc="http://schemas.openxmlformats.org/markup-compatibility/2006" xmlns:aink="http://schemas.microsoft.com/office/drawing/2016/ink" xmlns:am3d="http://schemas.microsoft.com/office/drawing/2017/model3d" xmlns:o="urn:schemas-microsoft-com:office:office" xmlns:oel="http://schemas.microsoft.com/office/2019/extlst" xmlns:r="http://schemas.openxmlformats.org/officeDocument/2006/relationships" xmlns:m="http://schemas.openxmlformats.org/officeDocument/2006/math" xmlns:v="urn:schemas-microsoft-com:vml" xmlns:wp14="http://schemas.microsoft.com/office/word/2010/wordprocessingDrawing" xmlns:wp="http://schemas.openxmlformats.org/drawingml/2006/wordprocessingDrawing" xmlns:w10="urn:schemas-microsoft-com:office:word" xmlns:w="http://schemas.openxmlformats.org/wordprocessingml/2006/main" xmlns:w14="http://schemas.microsoft.com/office/word/2010/wordml" xmlns:w15="http://schemas.microsoft.com/office/word/2012/wordml" xmlns:w16cei="http://schemas.microsoft.com/office/word/2026/wordml/cei" xmlns:w16cex="http://schemas.microsoft.com/office/word/2018/wordml/cex" xmlns:w16cid="http://schemas.microsoft.com/office/word/2016/wordml/cid" xmlns:w16="http://schemas.microsoft.com/office/word/2018/wordml" xmlns:w16du="http://schemas.microsoft.com/office/word/2023/wordml/word16du" xmlns:w16sdtdh="http://schemas.microsoft.com/office/word/2020/wordml/sdtdatahash" xmlns:w16sdtfl="http://schemas.microsoft.com/office/word/2024/wordml/sdtformatlock" xmlns:w16se="http://schemas.microsoft.com/office/word/2015/wordml/symex" xmlns:wpg="http://schemas.microsoft.com/office/word/2010/wordprocessingGroup" xmlns:wpi="http://schemas.microsoft.com/office/word/2010/wordprocessingInk" xmlns:wne="http://schemas.microsoft.com/office/word/2006/wordml" xmlns:wps="http://schemas.microsoft.com/office/word/2010/wordprocessingShape" mc:Ignorable="w14 w15 w16se w16cid w16 w16cex w16sdtdh w16sdtfl w16du wp14">
+<w:document xmlns:wpc="http://schemas.microsoft.com/office/word/2010/wordprocessingCanvas" xmlns:cx="http://schemas.microsoft.com/office/drawing/2014/chartex" xmlns:cx1="http://schemas.microsoft.com/office/drawing/2015/9/8/chartex" xmlns:cx2="http://schemas.microsoft.com/office/drawing/2015/10/21/chartex" xmlns:cx3="http://schemas.microsoft.com/office/drawing/2016/5/9/chartex" xmlns:cx4="http://schemas.microsoft.com/office/drawing/2016/5/10/chartex" xmlns:cx5="http://schemas.microsoft.com/office/drawing/2016/5/11/chartex" xmlns:cx6="http://schemas.microsoft.com/office/drawing/2016/5/12/chartex" xmlns:cx7="http://schemas.microsoft.com/office/drawing/2016/5/13/chartex" xmlns:cx8="http://schemas.microsoft.com/office/drawing/2016/5/14/chartex" xmlns:mc="http://schemas.openxmlformats.org/markup-compatibility/2006" xmlns:aink="http://schemas.microsoft.com/office/drawing/2016/ink" xmlns:am3d="http://schemas.microsoft.com/office/drawing/2017/model3d" xmlns:o="urn:schemas-microsoft-com:office:office" xmlns:oel="http://schemas.microsoft.com/office/2019/extlst" xmlns:r="http://schemas.openxmlformats.org/officeDocument/2006/relationships" xmlns:m="http://schemas.openxmlformats.org/officeDocument/2006/math" xmlns:v="urn:schemas-microsoft-com:vml" xmlns:wp14="http://schemas.microsoft.com/office/word/2010/wordprocessingDrawing" xmlns:wp="http://schemas.openxmlformats.org/drawingml/2006/wordprocessingDrawing" xmlns:w10="urn:schemas-microsoft-com:office:word" xmlns:w="http://schemas.openxmlformats.org/wordprocessingml/2006/main" xmlns:w14="http://schemas.microsoft.com/office/word/2010/wordml" xmlns:w15="http://schemas.microsoft.com/office/word/2012/wordml" xmlns:w16cex="http://schemas.microsoft.com/office/word/2018/wordml/cex" xmlns:w16cid="http://schemas.microsoft.com/office/word/2016/wordml/cid" xmlns:w16="http://schemas.microsoft.com/office/word/2018/wordml" xmlns:w16du="http://schemas.microsoft.com/office/word/2023/wordml/word16du" xmlns:w16sdtdh="http://schemas.microsoft.com/office/word/2020/wordml/sdtdatahash" xmlns:w16sdtfl="http://schemas.microsoft.com/office/word/2024/wordml/sdtformatlock" xmlns:w16se="http://schemas.microsoft.com/office/word/2015/wordml/symex" xmlns:wpg="http://schemas.microsoft.com/office/word/2010/wordprocessingGroup" xmlns:wpi="http://schemas.microsoft.com/office/word/2010/wordprocessingInk" xmlns:wne="http://schemas.microsoft.com/office/word/2006/wordml" xmlns:wps="http://schemas.microsoft.com/office/word/2010/wordprocessingShape" mc:Ignorable="w14 w15 w16se w16cid w16 w16cex w16sdtdh w16sdtfl w16du wp14">
   <w:body>
     <w:p>
       <w:pPr>
@@ -14,9 +14,8 @@
       <w:r>
         <w:rPr>
           <w:rStyle w:val="CommentReference"/>
-          <w:rFonts w:asciiTheme="minorHAnsi" w:eastAsiaTheme="minorEastAsia" w:hAnsiTheme="minorHAnsi" w:cstheme="minorBidi"/>
-          <w:spacing w:val="0"/>
-          <w:kern w:val="2"/>
+          <w:sz w:val="56"/>
+          <w:szCs w:val="56"/>
         </w:rPr>
         <w:commentReference w:id="0"/>
       </w:r>
@@ -30,8 +29,7 @@
       </w:tblPr>
       <w:tblGrid>
         <w:gridCol w:w="2830"/>
-        <w:gridCol w:w="5529"/>
-        <w:gridCol w:w="657"/>
+        <w:gridCol w:w="6096"/>
       </w:tblGrid>
       <w:tr>
         <w:tc>
@@ -46,19 +44,13 @@
         </w:tc>
         <w:tc>
           <w:tcPr>
-            <w:tcW w:w="5529" w:type="dxa"/>
+            <w:tcW w:w="6096" w:type="dxa"/>
           </w:tcPr>
           <w:p>
             <w:r>
               <w:t>Description</w:t>
             </w:r>
           </w:p>
-        </w:tc>
-        <w:tc>
-          <w:tcPr>
-            <w:tcW w:w="657" w:type="dxa"/>
-          </w:tcPr>
-          <w:p/>
         </w:tc>
       </w:tr>
       <w:tr>
@@ -74,7 +66,7 @@
         </w:tc>
         <w:tc>
           <w:tcPr>
-            <w:tcW w:w="5529" w:type="dxa"/>
+            <w:tcW w:w="6096" w:type="dxa"/>
           </w:tcPr>
           <w:p>
             <w:r>
@@ -84,25 +76,7 @@
               <w:t>When</w:t>
             </w:r>
             <w:r>
-              <w:t xml:space="preserve"> initial state is called, the applications sets up the minimum components necessary for the game to function </w:t>
-            </w:r>
-            <w:r>
-              <w:rPr>
-                <w:rFonts w:hint="eastAsia"/>
-              </w:rPr>
-              <w:t>currently</w:t>
-            </w:r>
-            <w:r>
-              <w:t xml:space="preserve">. When the player </w:t>
-            </w:r>
-            <w:r>
-              <w:t>requests</w:t>
-            </w:r>
-            <w:r>
-              <w:t xml:space="preserve"> for an initial state after an existing game has finished, the application will setup components back to default which will reset the game. </w:t>
-            </w:r>
-            <w:r>
-              <w:t xml:space="preserve">If the player does not request for a new game, the existing game no longer functions, and all further movement requests will return GameAlreadyCompleted. Once the game has been initialised, the core </w:t>
+              <w:t xml:space="preserve"> initial state is called, the applications sets up the minimum components necessary for the game to function. When the player requests for an initial state after an existing game has finished, the application will setup components back to default which will reset the game. If the player does not request for a new game, the existing game no longer functions, and all further movement requests will return GameAlreadyCompleted. The core </w:t>
             </w:r>
             <w:r>
               <w:rPr>
@@ -117,27 +91,9 @@
           <w:p/>
           <w:p>
             <w:r>
-              <w:t>This covers both AC01</w:t>
-            </w:r>
-            <w:r>
-              <w:t xml:space="preserve">, AC13, </w:t>
-            </w:r>
-            <w:r>
-              <w:t>AC14</w:t>
-            </w:r>
-            <w:r>
-              <w:t>, and AC16</w:t>
-            </w:r>
-            <w:r>
-              <w:t xml:space="preserve"> technical features.</w:t>
-            </w:r>
-          </w:p>
-        </w:tc>
-        <w:tc>
-          <w:tcPr>
-            <w:tcW w:w="657" w:type="dxa"/>
-          </w:tcPr>
-          <w:p/>
+              <w:t>This covers both AC01, AC13, AC14, and AC16 technical features.</w:t>
+            </w:r>
+          </w:p>
         </w:tc>
       </w:tr>
       <w:tr>
@@ -153,39 +109,46 @@
         </w:tc>
         <w:tc>
           <w:tcPr>
-            <w:tcW w:w="5529" w:type="dxa"/>
+            <w:tcW w:w="6096" w:type="dxa"/>
           </w:tcPr>
           <w:p/>
           <w:p>
-            <w:pPr>
+            <w:r>
+              <w:t>If the player is on a Rook square, the legal moves are any straight horizontal or vertical movements</w:t>
+            </w:r>
+            <w:r>
+              <w:t xml:space="preserve"> from the current position</w:t>
+            </w:r>
+            <w:r>
+              <w:t xml:space="preserve">. </w:t>
+            </w:r>
+          </w:p>
+          <w:p/>
+          <w:p>
+            <w:r>
+              <w:t xml:space="preserve">If the player attempts to move to a square that isn’t a legal rook move, </w:t>
+            </w:r>
+            <w:r>
+              <w:t>InvalidMovement</w:t>
+            </w:r>
+            <w:r>
+              <w:t xml:space="preserve"> is returned, if any squares in the path leading to the destination are blocked by another piece, PathBlocked is returned, and if the destination does not exist in the game board, </w:t>
+            </w:r>
+            <w:r>
+              <w:t>OutOfBounds</w:t>
+            </w:r>
+            <w:r>
+              <w:t xml:space="preserve"> is returned. However if the destination square is a legal move, is inbounds and is not blocked, and if bishop is present in the square,  </w:t>
+            </w:r>
+            <w:r>
               <w:rPr>
                 <w:rFonts w:hint="eastAsia"/>
               </w:rPr>
-            </w:pPr>
-            <w:r>
-              <w:t xml:space="preserve">If the player is on a Rook square, </w:t>
-            </w:r>
-            <w:r>
-              <w:rPr>
-                <w:rFonts w:hint="eastAsia"/>
-              </w:rPr>
-              <w:t>when a clear occupied square in the same row is</w:t>
-            </w:r>
-          </w:p>
-          <w:p>
-            <w:pPr>
-              <w:rPr>
-                <w:rFonts w:hint="eastAsia"/>
-              </w:rPr>
-            </w:pPr>
-            <w:r>
-              <w:rPr>
-                <w:rFonts w:hint="eastAsia"/>
-              </w:rPr>
-              <w:t>requested, then Success is returned, the current position changes and one Rook move is added to</w:t>
-            </w:r>
-          </w:p>
-          <w:p>
+              <w:t>then Success is returned, the current position changes and one Rook move is added to</w:t>
+            </w:r>
+            <w:r>
+              <w:t xml:space="preserve"> </w:t>
+            </w:r>
             <w:r>
               <w:rPr>
                 <w:rFonts w:hint="eastAsia"/>
@@ -193,48 +156,27 @@
               <w:t>history.</w:t>
             </w:r>
             <w:r>
-              <w:t xml:space="preserve"> However if the requested row is invalid, or is not a legal Rook move, then InalidMovement is returned, the state remains unchanged.</w:t>
-            </w:r>
-            <w:r>
-              <w:t xml:space="preserve"> If the requested row is blocked, PathBlocked is returned, the state also remains unchanged.</w:t>
-            </w:r>
-          </w:p>
-          <w:p/>
-          <w:p>
-            <w:r>
-              <w:t xml:space="preserve"> This covers the AC01</w:t>
-            </w:r>
-            <w:r>
-              <w:t xml:space="preserve">, </w:t>
-            </w:r>
-            <w:r>
-              <w:t>AC02</w:t>
-            </w:r>
-            <w:r>
-              <w:t xml:space="preserve">, </w:t>
-            </w:r>
-            <w:r>
-              <w:t>AC03</w:t>
-            </w:r>
-            <w:r>
-              <w:t xml:space="preserve"> and AC11</w:t>
-            </w:r>
-            <w:r>
-              <w:t xml:space="preserve"> technical features.</w:t>
-            </w:r>
-          </w:p>
-          <w:p>
-            <w:pPr>
-              <w:rPr>
-                <w:rFonts w:hint="eastAsia"/>
-              </w:rPr>
-            </w:pPr>
-          </w:p>
-        </w:tc>
-        <w:tc>
-          <w:tcPr>
-            <w:tcW w:w="657" w:type="dxa"/>
-          </w:tcPr>
+              <w:t xml:space="preserve"> </w:t>
+            </w:r>
+          </w:p>
+          <w:p>
+            <w:r>
+              <w:t>The position moves only if Success is returned, and remains unchanged for all other outcomes.</w:t>
+            </w:r>
+          </w:p>
+          <w:p/>
+          <w:p>
+            <w:r>
+              <w:t xml:space="preserve"> This covers the AC01, AC02, AC03 and AC11 technical features.</w:t>
+            </w:r>
+          </w:p>
+          <w:p/>
+          <w:p/>
+          <w:p/>
+          <w:p/>
+          <w:p/>
+          <w:p/>
+          <w:p/>
           <w:p/>
         </w:tc>
       </w:tr>
@@ -245,66 +187,94 @@
           </w:tcPr>
           <w:p>
             <w:r>
+              <w:lastRenderedPageBreak/>
               <w:t>Bishop functionality</w:t>
             </w:r>
           </w:p>
         </w:tc>
         <w:tc>
           <w:tcPr>
-            <w:tcW w:w="5529" w:type="dxa"/>
+            <w:tcW w:w="6096" w:type="dxa"/>
           </w:tcPr>
           <w:p>
+            <w:r>
+              <w:t xml:space="preserve">If the player is on a </w:t>
+            </w:r>
+            <w:r>
+              <w:t>Bishop</w:t>
+            </w:r>
+            <w:r>
+              <w:t xml:space="preserve"> square, the legal moves are any </w:t>
+            </w:r>
+            <w:r>
+              <w:t>straight diagonal</w:t>
+            </w:r>
+            <w:r>
+              <w:t xml:space="preserve"> movements from the current position. </w:t>
+            </w:r>
+          </w:p>
+          <w:p/>
+          <w:p>
+            <w:r>
+              <w:t xml:space="preserve">If the player attempts to move to a square that isn’t a legal </w:t>
+            </w:r>
+            <w:r>
+              <w:t>bishop</w:t>
+            </w:r>
+            <w:r>
+              <w:t xml:space="preserve"> move, </w:t>
+            </w:r>
+            <w:r>
+              <w:t>InvalidMovement</w:t>
+            </w:r>
+            <w:r>
+              <w:t xml:space="preserve"> is returned, if any squares in the path leading to the destination are blocked by another piece, PathBlocked is returned, and if the destination does not exist in the game board, </w:t>
+            </w:r>
+            <w:r>
+              <w:t>OutOfBounds</w:t>
+            </w:r>
+            <w:r>
+              <w:t xml:space="preserve"> is returned. However if the destination square is a legal move, is inbounds and is not blocked, and if bishop is present in the square,  </w:t>
+            </w:r>
             <w:r>
               <w:rPr>
                 <w:rFonts w:hint="eastAsia"/>
               </w:rPr>
-              <w:t>I</w:t>
-            </w:r>
-            <w:r>
-              <w:t xml:space="preserve">f the player is on a Bishop square, when a legal Bishop move is requested on a square that can be reached </w:t>
+              <w:t xml:space="preserve">then Success is returned, the current position changes and one </w:t>
+            </w:r>
+            <w:r>
+              <w:t xml:space="preserve">bishop </w:t>
             </w:r>
             <w:r>
               <w:rPr>
                 <w:rFonts w:hint="eastAsia"/>
               </w:rPr>
-              <w:t>diagonally</w:t>
-            </w:r>
-            <w:r>
-              <w:t xml:space="preserve">, then the Bishop move succeeds, the state has changed to the new position and is recorded. If the </w:t>
+              <w:t>move is added to</w:t>
+            </w:r>
+            <w:r>
+              <w:t xml:space="preserve"> </w:t>
             </w:r>
             <w:r>
               <w:rPr>
                 <w:rFonts w:hint="eastAsia"/>
               </w:rPr>
-              <w:t>diagonal</w:t>
-            </w:r>
-            <w:r>
-              <w:t xml:space="preserve"> square is blocked, then PathBlocked is returned, and the state remains unchanged.</w:t>
-            </w:r>
-          </w:p>
-          <w:p>
-            <w:r>
-              <w:t>This covers both AC04</w:t>
-            </w:r>
-            <w:r>
-              <w:t>,</w:t>
-            </w:r>
-            <w:r>
-              <w:t xml:space="preserve"> AC05</w:t>
-            </w:r>
-            <w:r>
-              <w:t xml:space="preserve"> and AC11</w:t>
-            </w:r>
-            <w:r>
-              <w:t xml:space="preserve"> technical features.</w:t>
-            </w:r>
-          </w:p>
-        </w:tc>
-        <w:tc>
-          <w:tcPr>
-            <w:tcW w:w="657" w:type="dxa"/>
-          </w:tcPr>
-          <w:p/>
+              <w:t>history.</w:t>
+            </w:r>
+            <w:r>
+              <w:t xml:space="preserve"> </w:t>
+            </w:r>
+          </w:p>
+          <w:p>
+            <w:r>
+              <w:t>The position moves only if Success is returned, and remains unchanged for all other outcomes.</w:t>
+            </w:r>
+          </w:p>
+          <w:p/>
+          <w:p>
+            <w:r>
+              <w:t>This covers both AC04, AC05 and AC11 technical features.</w:t>
+            </w:r>
+          </w:p>
         </w:tc>
       </w:tr>
       <w:tr>
@@ -320,51 +290,95 @@
         </w:tc>
         <w:tc>
           <w:tcPr>
-            <w:tcW w:w="5529" w:type="dxa"/>
+            <w:tcW w:w="6096" w:type="dxa"/>
           </w:tcPr>
           <w:p>
             <w:r>
-              <w:t>If the player is on a K</w:t>
+              <w:t xml:space="preserve">If the player is on a Bishop square, the legal moves are any </w:t>
+            </w:r>
+            <w:r>
+              <w:t>squares that are two</w:t>
+            </w:r>
+            <w:r>
+              <w:t xml:space="preserve"> squares on one axis and one on the other </w:t>
+            </w:r>
+            <w:r>
+              <w:t xml:space="preserve"> from the current position. </w:t>
+            </w:r>
+          </w:p>
+          <w:p/>
+          <w:p/>
+          <w:p>
+            <w:r>
+              <w:t xml:space="preserve">If the player attempts to move to a square that isn’t a legal </w:t>
+            </w:r>
+            <w:r>
+              <w:t>knight</w:t>
+            </w:r>
+            <w:r>
+              <w:t xml:space="preserve"> move, </w:t>
+            </w:r>
+            <w:r>
+              <w:t>InvalidMovement</w:t>
+            </w:r>
+            <w:r>
+              <w:t xml:space="preserve"> is returned, if any squares in the path leading to the destination are blocked by another piece, PathBlocked is returned, and if the destination does not exist in the game board, </w:t>
+            </w:r>
+            <w:r>
+              <w:t>OutOfBounds</w:t>
+            </w:r>
+            <w:r>
+              <w:t xml:space="preserve"> is returned. However if the destination square is a legal move, is inbounds and is not blocked, and if bishop is present in the square,  </w:t>
             </w:r>
             <w:r>
               <w:rPr>
                 <w:rFonts w:hint="eastAsia"/>
               </w:rPr>
-              <w:t>n</w:t>
-            </w:r>
-            <w:r>
-              <w:t xml:space="preserve">ight square, and a knight jump move is requested on a legally accessible square, then the Knight move succeeds, the state has been changed to the new </w:t>
-            </w:r>
-            <w:r>
-              <w:t>position and</w:t>
-            </w:r>
-            <w:r>
-              <w:t xml:space="preserve"> is </w:t>
-            </w:r>
-            <w:r>
-              <w:lastRenderedPageBreak/>
-              <w:t>recorded.</w:t>
-            </w:r>
-            <w:r>
-              <w:t xml:space="preserve"> If the requested square is not a legal move for Knight, InvalidMovement is returned, and the state is not changed, if the requested square is legal does not exist in the current game board, then OutofBounds is returned.</w:t>
-            </w:r>
-          </w:p>
-          <w:p/>
-          <w:p>
-            <w:pPr>
+              <w:t xml:space="preserve">then Success is returned, the current position changes and one </w:t>
+            </w:r>
+            <w:r>
+              <w:t>knight</w:t>
+            </w:r>
+            <w:r>
+              <w:t xml:space="preserve"> </w:t>
+            </w:r>
+            <w:r>
               <w:rPr>
                 <w:rFonts w:hint="eastAsia"/>
               </w:rPr>
-            </w:pPr>
+              <w:t>move is added to</w:t>
+            </w:r>
+            <w:r>
+              <w:t xml:space="preserve"> </w:t>
+            </w:r>
+            <w:r>
+              <w:rPr>
+                <w:rFonts w:hint="eastAsia"/>
+              </w:rPr>
+              <w:t>history.</w:t>
+            </w:r>
+            <w:r>
+              <w:t xml:space="preserve"> </w:t>
+            </w:r>
+          </w:p>
+          <w:p>
+            <w:r>
+              <w:t>The position moves only if Success is returned, and remains unchanged for all other outcomes.</w:t>
+            </w:r>
+          </w:p>
+          <w:p/>
+          <w:p>
             <w:r>
               <w:t>This covers AC07, AC08, and AC11 technical features.</w:t>
             </w:r>
           </w:p>
-        </w:tc>
-        <w:tc>
-          <w:tcPr>
-            <w:tcW w:w="657" w:type="dxa"/>
-          </w:tcPr>
+          <w:p/>
+          <w:p/>
+          <w:p/>
+          <w:p/>
+          <w:p/>
+          <w:p/>
+          <w:p/>
           <w:p/>
         </w:tc>
       </w:tr>
@@ -375,35 +389,87 @@
           </w:tcPr>
           <w:p>
             <w:r>
+              <w:lastRenderedPageBreak/>
               <w:t>King functionality</w:t>
             </w:r>
           </w:p>
         </w:tc>
         <w:tc>
           <w:tcPr>
-            <w:tcW w:w="5529" w:type="dxa"/>
+            <w:tcW w:w="6096" w:type="dxa"/>
           </w:tcPr>
           <w:p>
             <w:r>
-              <w:t xml:space="preserve">If the player is on the king square, when a legal king movement is requested, the move succeeds, the state is charged to the new position, and the move is recorded. If the requested square is not a legal king movement, for example if it is beyond one square, InvalidMovement is returned, and the state is not changed, otherwise if the movement is </w:t>
+              <w:t xml:space="preserve">If the player is on a </w:t>
+            </w:r>
+            <w:r>
+              <w:t>King</w:t>
+            </w:r>
+            <w:r>
+              <w:t xml:space="preserve"> square, the legal moves are any squares that </w:t>
+            </w:r>
+            <w:r>
+              <w:t>is e</w:t>
+            </w:r>
+            <w:r>
+              <w:t>xactly one square horizontally, vertically or diagonally</w:t>
+            </w:r>
+            <w:r>
+              <w:t xml:space="preserve"> </w:t>
+            </w:r>
+            <w:r>
+              <w:t>.</w:t>
+            </w:r>
+          </w:p>
+          <w:p/>
+          <w:p/>
+          <w:p>
+            <w:r>
+              <w:t xml:space="preserve">If the player attempts to move to a square that isn’t a legal knight move, </w:t>
+            </w:r>
+            <w:r>
+              <w:t>InvalidMovement</w:t>
+            </w:r>
+            <w:r>
+              <w:t xml:space="preserve"> is returned, if any squares in the path leading to the destination are blocked by another piece, PathBlocked is returned, and if the destination does not exist in the game board, </w:t>
+            </w:r>
+            <w:r>
+              <w:t>OutOfBounds</w:t>
+            </w:r>
+            <w:r>
+              <w:t xml:space="preserve"> is returned. However if the destination square is a legal move, is inbounds and is not blocked, and if bishop is present in the square,  </w:t>
             </w:r>
             <w:r>
               <w:rPr>
                 <w:rFonts w:hint="eastAsia"/>
               </w:rPr>
-              <w:t>theoretically</w:t>
-            </w:r>
-            <w:r>
-              <w:t xml:space="preserve"> legal and is within one square but is not a valid square on the game board, OutOfBounds is returned, and the state </w:t>
+              <w:t xml:space="preserve">then Success is returned, the current position changes and one </w:t>
+            </w:r>
+            <w:r>
+              <w:t xml:space="preserve">knight </w:t>
             </w:r>
             <w:r>
               <w:rPr>
                 <w:rFonts w:hint="eastAsia"/>
               </w:rPr>
-              <w:t>remains</w:t>
-            </w:r>
-            <w:r>
-              <w:t xml:space="preserve"> unchanged.</w:t>
+              <w:t>move is added to</w:t>
+            </w:r>
+            <w:r>
+              <w:t xml:space="preserve"> </w:t>
+            </w:r>
+            <w:r>
+              <w:rPr>
+                <w:rFonts w:hint="eastAsia"/>
+              </w:rPr>
+              <w:t>history.</w:t>
+            </w:r>
+            <w:r>
+              <w:t xml:space="preserve"> </w:t>
+            </w:r>
+          </w:p>
+          <w:p>
+            <w:r>
+              <w:t>The position moves only if Success is returned, and remains unchanged for all other outcomes.</w:t>
             </w:r>
           </w:p>
           <w:p/>
@@ -412,12 +478,6 @@
               <w:t>This covers the AC09, AC10, AND AC11 Technical features.</w:t>
             </w:r>
           </w:p>
-        </w:tc>
-        <w:tc>
-          <w:tcPr>
-            <w:tcW w:w="657" w:type="dxa"/>
-          </w:tcPr>
-          <w:p/>
         </w:tc>
       </w:tr>
       <w:tr>
@@ -433,7 +493,7 @@
         </w:tc>
         <w:tc>
           <w:tcPr>
-            <w:tcW w:w="5529" w:type="dxa"/>
+            <w:tcW w:w="6096" w:type="dxa"/>
           </w:tcPr>
           <w:p>
             <w:r>
@@ -455,12 +515,6 @@
               <w:t>This covers both AC15 and AC16 technical features.</w:t>
             </w:r>
           </w:p>
-        </w:tc>
-        <w:tc>
-          <w:tcPr>
-            <w:tcW w:w="657" w:type="dxa"/>
-          </w:tcPr>
-          <w:p/>
         </w:tc>
       </w:tr>
     </w:tbl>
@@ -476,14 +530,11 @@
 </file>
 
 <file path=word/comments.xml><?xml version="1.0" encoding="utf-8"?>
-<w:comments xmlns:wpc="http://schemas.microsoft.com/office/word/2010/wordprocessingCanvas" xmlns:cx="http://schemas.microsoft.com/office/drawing/2014/chartex" xmlns:cx1="http://schemas.microsoft.com/office/drawing/2015/9/8/chartex" xmlns:cx2="http://schemas.microsoft.com/office/drawing/2015/10/21/chartex" xmlns:cx3="http://schemas.microsoft.com/office/drawing/2016/5/9/chartex" xmlns:cx4="http://schemas.microsoft.com/office/drawing/2016/5/10/chartex" xmlns:cx5="http://schemas.microsoft.com/office/drawing/2016/5/11/chartex" xmlns:cx6="http://schemas.microsoft.com/office/drawing/2016/5/12/chartex" xmlns:cx7="http://schemas.microsoft.com/office/drawing/2016/5/13/chartex" xmlns:cx8="http://schemas.microsoft.com/office/drawing/2016/5/14/chartex" xmlns:mc="http://schemas.openxmlformats.org/markup-compatibility/2006" xmlns:aink="http://schemas.microsoft.com/office/drawing/2016/ink" xmlns:am3d="http://schemas.microsoft.com/office/drawing/2017/model3d" xmlns:o="urn:schemas-microsoft-com:office:office" xmlns:oel="http://schemas.microsoft.com/office/2019/extlst" xmlns:r="http://schemas.openxmlformats.org/officeDocument/2006/relationships" xmlns:m="http://schemas.openxmlformats.org/officeDocument/2006/math" xmlns:v="urn:schemas-microsoft-com:vml" xmlns:wp14="http://schemas.microsoft.com/office/word/2010/wordprocessingDrawing" xmlns:wp="http://schemas.openxmlformats.org/drawingml/2006/wordprocessingDrawing" xmlns:w10="urn:schemas-microsoft-com:office:word" xmlns:w="http://schemas.openxmlformats.org/wordprocessingml/2006/main" xmlns:w14="http://schemas.microsoft.com/office/word/2010/wordml" xmlns:w15="http://schemas.microsoft.com/office/word/2012/wordml" xmlns:w16cei="http://schemas.microsoft.com/office/word/2026/wordml/cei" xmlns:w16cex="http://schemas.microsoft.com/office/word/2018/wordml/cex" xmlns:w16cid="http://schemas.microsoft.com/office/word/2016/wordml/cid" xmlns:w16="http://schemas.microsoft.com/office/word/2018/wordml" xmlns:w16du="http://schemas.microsoft.com/office/word/2023/wordml/word16du" xmlns:w16sdtdh="http://schemas.microsoft.com/office/word/2020/wordml/sdtdatahash" xmlns:w16sdtfl="http://schemas.microsoft.com/office/word/2024/wordml/sdtformatlock" xmlns:w16se="http://schemas.microsoft.com/office/word/2015/wordml/symex" xmlns:wpg="http://schemas.microsoft.com/office/word/2010/wordprocessingGroup" xmlns:wpi="http://schemas.microsoft.com/office/word/2010/wordprocessingInk" xmlns:wne="http://schemas.microsoft.com/office/word/2006/wordml" xmlns:wps="http://schemas.microsoft.com/office/word/2010/wordprocessingShape" mc:Ignorable="w14 w15 w16se w16cid w16 w16cex w16sdtdh w16sdtfl w16du wp14">
+<w:comments xmlns:wpc="http://schemas.microsoft.com/office/word/2010/wordprocessingCanvas" xmlns:cx="http://schemas.microsoft.com/office/drawing/2014/chartex" xmlns:cx1="http://schemas.microsoft.com/office/drawing/2015/9/8/chartex" xmlns:cx2="http://schemas.microsoft.com/office/drawing/2015/10/21/chartex" xmlns:cx3="http://schemas.microsoft.com/office/drawing/2016/5/9/chartex" xmlns:cx4="http://schemas.microsoft.com/office/drawing/2016/5/10/chartex" xmlns:cx5="http://schemas.microsoft.com/office/drawing/2016/5/11/chartex" xmlns:cx6="http://schemas.microsoft.com/office/drawing/2016/5/12/chartex" xmlns:cx7="http://schemas.microsoft.com/office/drawing/2016/5/13/chartex" xmlns:cx8="http://schemas.microsoft.com/office/drawing/2016/5/14/chartex" xmlns:mc="http://schemas.openxmlformats.org/markup-compatibility/2006" xmlns:aink="http://schemas.microsoft.com/office/drawing/2016/ink" xmlns:am3d="http://schemas.microsoft.com/office/drawing/2017/model3d" xmlns:o="urn:schemas-microsoft-com:office:office" xmlns:oel="http://schemas.microsoft.com/office/2019/extlst" xmlns:r="http://schemas.openxmlformats.org/officeDocument/2006/relationships" xmlns:m="http://schemas.openxmlformats.org/officeDocument/2006/math" xmlns:v="urn:schemas-microsoft-com:vml" xmlns:wp14="http://schemas.microsoft.com/office/word/2010/wordprocessingDrawing" xmlns:wp="http://schemas.openxmlformats.org/drawingml/2006/wordprocessingDrawing" xmlns:w10="urn:schemas-microsoft-com:office:word" xmlns:w="http://schemas.openxmlformats.org/wordprocessingml/2006/main" xmlns:w14="http://schemas.microsoft.com/office/word/2010/wordml" xmlns:w15="http://schemas.microsoft.com/office/word/2012/wordml" xmlns:w16cex="http://schemas.microsoft.com/office/word/2018/wordml/cex" xmlns:w16cid="http://schemas.microsoft.com/office/word/2016/wordml/cid" xmlns:w16="http://schemas.microsoft.com/office/word/2018/wordml" xmlns:w16du="http://schemas.microsoft.com/office/word/2023/wordml/word16du" xmlns:w16sdtdh="http://schemas.microsoft.com/office/word/2020/wordml/sdtdatahash" xmlns:w16sdtfl="http://schemas.microsoft.com/office/word/2024/wordml/sdtformatlock" xmlns:w16se="http://schemas.microsoft.com/office/word/2015/wordml/symex" xmlns:wpg="http://schemas.microsoft.com/office/word/2010/wordprocessingGroup" xmlns:wpi="http://schemas.microsoft.com/office/word/2010/wordprocessingInk" xmlns:wne="http://schemas.microsoft.com/office/word/2006/wordml" xmlns:wps="http://schemas.microsoft.com/office/word/2010/wordprocessingShape" mc:Ignorable="w14 w15 w16se w16cid w16 w16cex w16sdtdh w16sdtfl w16du wp14">
   <w:comment w:id="0" w:author="Ethan Balon [ebb0039]" w:date="2026-08-18T10:19:00Z" w:initials="EB">
     <w:p>
       <w:pPr>
         <w:pStyle w:val="CommentText"/>
-        <w:rPr>
-          <w:rFonts w:hint="eastAsia"/>
-        </w:rPr>
       </w:pPr>
       <w:r>
         <w:rPr>
@@ -502,9 +553,6 @@
     <w:p>
       <w:pPr>
         <w:pStyle w:val="CommentText"/>
-        <w:rPr>
-          <w:rFonts w:hint="eastAsia"/>
-        </w:rPr>
       </w:pPr>
       <w:r>
         <w:rPr>
@@ -516,9 +564,6 @@
     <w:p>
       <w:pPr>
         <w:pStyle w:val="CommentText"/>
-        <w:rPr>
-          <w:rFonts w:hint="eastAsia"/>
-        </w:rPr>
       </w:pPr>
       <w:r>
         <w:rPr>
@@ -530,9 +575,6 @@
     <w:p>
       <w:pPr>
         <w:pStyle w:val="CommentText"/>
-        <w:rPr>
-          <w:rFonts w:hint="eastAsia"/>
-        </w:rPr>
       </w:pPr>
       <w:r>
         <w:rPr>
@@ -544,9 +586,6 @@
     <w:p>
       <w:pPr>
         <w:pStyle w:val="CommentText"/>
-        <w:rPr>
-          <w:rFonts w:hint="eastAsia"/>
-        </w:rPr>
       </w:pPr>
       <w:r>
         <w:rPr>
@@ -558,9 +597,6 @@
     <w:p>
       <w:pPr>
         <w:pStyle w:val="CommentText"/>
-        <w:rPr>
-          <w:rFonts w:hint="eastAsia"/>
-        </w:rPr>
       </w:pPr>
       <w:r>
         <w:rPr>
@@ -572,9 +608,6 @@
     <w:p>
       <w:pPr>
         <w:pStyle w:val="CommentText"/>
-        <w:rPr>
-          <w:rFonts w:hint="eastAsia"/>
-        </w:rPr>
       </w:pPr>
       <w:r>
         <w:rPr>
@@ -599,25 +632,25 @@
 </file>
 
 <file path=word/commentsExtended.xml><?xml version="1.0" encoding="utf-8"?>
-<w15:commentsEx xmlns:wpc="http://schemas.microsoft.com/office/word/2010/wordprocessingCanvas" xmlns:cx="http://schemas.microsoft.com/office/drawing/2014/chartex" xmlns:cx1="http://schemas.microsoft.com/office/drawing/2015/9/8/chartex" xmlns:cx2="http://schemas.microsoft.com/office/drawing/2015/10/21/chartex" xmlns:cx3="http://schemas.microsoft.com/office/drawing/2016/5/9/chartex" xmlns:cx4="http://schemas.microsoft.com/office/drawing/2016/5/10/chartex" xmlns:cx5="http://schemas.microsoft.com/office/drawing/2016/5/11/chartex" xmlns:cx6="http://schemas.microsoft.com/office/drawing/2016/5/12/chartex" xmlns:cx7="http://schemas.microsoft.com/office/drawing/2016/5/13/chartex" xmlns:cx8="http://schemas.microsoft.com/office/drawing/2016/5/14/chartex" xmlns:mc="http://schemas.openxmlformats.org/markup-compatibility/2006" xmlns:aink="http://schemas.microsoft.com/office/drawing/2016/ink" xmlns:am3d="http://schemas.microsoft.com/office/drawing/2017/model3d" xmlns:o="urn:schemas-microsoft-com:office:office" xmlns:oel="http://schemas.microsoft.com/office/2019/extlst" xmlns:r="http://schemas.openxmlformats.org/officeDocument/2006/relationships" xmlns:m="http://schemas.openxmlformats.org/officeDocument/2006/math" xmlns:v="urn:schemas-microsoft-com:vml" xmlns:wp14="http://schemas.microsoft.com/office/word/2010/wordprocessingDrawing" xmlns:wp="http://schemas.openxmlformats.org/drawingml/2006/wordprocessingDrawing" xmlns:w10="urn:schemas-microsoft-com:office:word" xmlns:w="http://schemas.openxmlformats.org/wordprocessingml/2006/main" xmlns:w14="http://schemas.microsoft.com/office/word/2010/wordml" xmlns:w15="http://schemas.microsoft.com/office/word/2012/wordml" xmlns:w16cei="http://schemas.microsoft.com/office/word/2026/wordml/cei" xmlns:w16cex="http://schemas.microsoft.com/office/word/2018/wordml/cex" xmlns:w16cid="http://schemas.microsoft.com/office/word/2016/wordml/cid" xmlns:w16="http://schemas.microsoft.com/office/word/2018/wordml" xmlns:w16du="http://schemas.microsoft.com/office/word/2023/wordml/word16du" xmlns:w16sdtdh="http://schemas.microsoft.com/office/word/2020/wordml/sdtdatahash" xmlns:w16sdtfl="http://schemas.microsoft.com/office/word/2024/wordml/sdtformatlock" xmlns:w16se="http://schemas.microsoft.com/office/word/2015/wordml/symex" xmlns:wpg="http://schemas.microsoft.com/office/word/2010/wordprocessingGroup" xmlns:wpi="http://schemas.microsoft.com/office/word/2010/wordprocessingInk" xmlns:wne="http://schemas.microsoft.com/office/word/2006/wordml" xmlns:wps="http://schemas.microsoft.com/office/word/2010/wordprocessingShape" mc:Ignorable="w14 w15 w16se w16cid w16 w16cex w16sdtdh w16sdtfl w16du wp14">
+<w15:commentsEx xmlns:wpc="http://schemas.microsoft.com/office/word/2010/wordprocessingCanvas" xmlns:cx="http://schemas.microsoft.com/office/drawing/2014/chartex" xmlns:cx1="http://schemas.microsoft.com/office/drawing/2015/9/8/chartex" xmlns:cx2="http://schemas.microsoft.com/office/drawing/2015/10/21/chartex" xmlns:cx3="http://schemas.microsoft.com/office/drawing/2016/5/9/chartex" xmlns:cx4="http://schemas.microsoft.com/office/drawing/2016/5/10/chartex" xmlns:cx5="http://schemas.microsoft.com/office/drawing/2016/5/11/chartex" xmlns:cx6="http://schemas.microsoft.com/office/drawing/2016/5/12/chartex" xmlns:cx7="http://schemas.microsoft.com/office/drawing/2016/5/13/chartex" xmlns:cx8="http://schemas.microsoft.com/office/drawing/2016/5/14/chartex" xmlns:mc="http://schemas.openxmlformats.org/markup-compatibility/2006" xmlns:aink="http://schemas.microsoft.com/office/drawing/2016/ink" xmlns:am3d="http://schemas.microsoft.com/office/drawing/2017/model3d" xmlns:o="urn:schemas-microsoft-com:office:office" xmlns:oel="http://schemas.microsoft.com/office/2019/extlst" xmlns:r="http://schemas.openxmlformats.org/officeDocument/2006/relationships" xmlns:m="http://schemas.openxmlformats.org/officeDocument/2006/math" xmlns:v="urn:schemas-microsoft-com:vml" xmlns:wp14="http://schemas.microsoft.com/office/word/2010/wordprocessingDrawing" xmlns:wp="http://schemas.openxmlformats.org/drawingml/2006/wordprocessingDrawing" xmlns:w10="urn:schemas-microsoft-com:office:word" xmlns:w="http://schemas.openxmlformats.org/wordprocessingml/2006/main" xmlns:w14="http://schemas.microsoft.com/office/word/2010/wordml" xmlns:w15="http://schemas.microsoft.com/office/word/2012/wordml" xmlns:w16cex="http://schemas.microsoft.com/office/word/2018/wordml/cex" xmlns:w16cid="http://schemas.microsoft.com/office/word/2016/wordml/cid" xmlns:w16="http://schemas.microsoft.com/office/word/2018/wordml" xmlns:w16du="http://schemas.microsoft.com/office/word/2023/wordml/word16du" xmlns:w16sdtdh="http://schemas.microsoft.com/office/word/2020/wordml/sdtdatahash" xmlns:w16sdtfl="http://schemas.microsoft.com/office/word/2024/wordml/sdtformatlock" xmlns:w16se="http://schemas.microsoft.com/office/word/2015/wordml/symex" xmlns:wpg="http://schemas.microsoft.com/office/word/2010/wordprocessingGroup" xmlns:wpi="http://schemas.microsoft.com/office/word/2010/wordprocessingInk" xmlns:wne="http://schemas.microsoft.com/office/word/2006/wordml" xmlns:wps="http://schemas.microsoft.com/office/word/2010/wordprocessingShape" mc:Ignorable="w14 w15 w16se w16cid w16 w16cex w16sdtdh w16sdtfl w16du wp14">
   <w15:commentEx w15:paraId="793466C1" w15:done="0"/>
 </w15:commentsEx>
 </file>
 
 <file path=word/commentsExtensible.xml><?xml version="1.0" encoding="utf-8"?>
-<w16cex:commentsExtensible xmlns:wpc="http://schemas.microsoft.com/office/word/2010/wordprocessingCanvas" xmlns:cx="http://schemas.microsoft.com/office/drawing/2014/chartex" xmlns:cx1="http://schemas.microsoft.com/office/drawing/2015/9/8/chartex" xmlns:cx2="http://schemas.microsoft.com/office/drawing/2015/10/21/chartex" xmlns:cx3="http://schemas.microsoft.com/office/drawing/2016/5/9/chartex" xmlns:cx4="http://schemas.microsoft.com/office/drawing/2016/5/10/chartex" xmlns:cx5="http://schemas.microsoft.com/office/drawing/2016/5/11/chartex" xmlns:cx6="http://schemas.microsoft.com/office/drawing/2016/5/12/chartex" xmlns:cx7="http://schemas.microsoft.com/office/drawing/2016/5/13/chartex" xmlns:cx8="http://schemas.microsoft.com/office/drawing/2016/5/14/chartex" xmlns:cr="http://schemas.microsoft.com/office/comments/2020/reactions" xmlns:mc="http://schemas.openxmlformats.org/markup-compatibility/2006" xmlns:aink="http://schemas.microsoft.com/office/drawing/2016/ink" xmlns:am3d="http://schemas.microsoft.com/office/drawing/2017/model3d" xmlns:o="urn:schemas-microsoft-com:office:office" xmlns:oel="http://schemas.microsoft.com/office/2019/extlst" xmlns:r="http://schemas.openxmlformats.org/officeDocument/2006/relationships" xmlns:m="http://schemas.openxmlformats.org/officeDocument/2006/math" xmlns:v="urn:schemas-microsoft-com:vml" xmlns:wp14="http://schemas.microsoft.com/office/word/2010/wordprocessingDrawing" xmlns:wp="http://schemas.openxmlformats.org/drawingml/2006/wordprocessingDrawing" xmlns:w10="urn:schemas-microsoft-com:office:word" xmlns:w="http://schemas.openxmlformats.org/wordprocessingml/2006/main" xmlns:w14="http://schemas.microsoft.com/office/word/2010/wordml" xmlns:w15="http://schemas.microsoft.com/office/word/2012/wordml" xmlns:w16cei="http://schemas.microsoft.com/office/word/2026/wordml/cei" xmlns:w16cex="http://schemas.microsoft.com/office/word/2018/wordml/cex" xmlns:w16cid="http://schemas.microsoft.com/office/word/2016/wordml/cid" xmlns:w16="http://schemas.microsoft.com/office/word/2018/wordml" xmlns:w16du="http://schemas.microsoft.com/office/word/2023/wordml/word16du" xmlns:w16sdtdh="http://schemas.microsoft.com/office/word/2020/wordml/sdtdatahash" xmlns:w16sdtfl="http://schemas.microsoft.com/office/word/2024/wordml/sdtformatlock" xmlns:w16se="http://schemas.microsoft.com/office/word/2015/wordml/symex" xmlns:wpg="http://schemas.microsoft.com/office/word/2010/wordprocessingGroup" xmlns:wpi="http://schemas.microsoft.com/office/word/2010/wordprocessingInk" xmlns:wne="http://schemas.microsoft.com/office/word/2006/wordml" xmlns:wps="http://schemas.microsoft.com/office/word/2010/wordprocessingShape" mc:Ignorable="w14 w15 w16se w16cid w16 w16cex w16sdtdh w16sdtfl cr w16du wp14">
+<w16cex:commentsExtensible xmlns:wpc="http://schemas.microsoft.com/office/word/2010/wordprocessingCanvas" xmlns:cx="http://schemas.microsoft.com/office/drawing/2014/chartex" xmlns:cx1="http://schemas.microsoft.com/office/drawing/2015/9/8/chartex" xmlns:cx2="http://schemas.microsoft.com/office/drawing/2015/10/21/chartex" xmlns:cx3="http://schemas.microsoft.com/office/drawing/2016/5/9/chartex" xmlns:cx4="http://schemas.microsoft.com/office/drawing/2016/5/10/chartex" xmlns:cx5="http://schemas.microsoft.com/office/drawing/2016/5/11/chartex" xmlns:cx6="http://schemas.microsoft.com/office/drawing/2016/5/12/chartex" xmlns:cx7="http://schemas.microsoft.com/office/drawing/2016/5/13/chartex" xmlns:cx8="http://schemas.microsoft.com/office/drawing/2016/5/14/chartex" xmlns:cr="http://schemas.microsoft.com/office/comments/2020/reactions" xmlns:mc="http://schemas.openxmlformats.org/markup-compatibility/2006" xmlns:aink="http://schemas.microsoft.com/office/drawing/2016/ink" xmlns:am3d="http://schemas.microsoft.com/office/drawing/2017/model3d" xmlns:o="urn:schemas-microsoft-com:office:office" xmlns:oel="http://schemas.microsoft.com/office/2019/extlst" xmlns:r="http://schemas.openxmlformats.org/officeDocument/2006/relationships" xmlns:m="http://schemas.openxmlformats.org/officeDocument/2006/math" xmlns:v="urn:schemas-microsoft-com:vml" xmlns:wp14="http://schemas.microsoft.com/office/word/2010/wordprocessingDrawing" xmlns:wp="http://schemas.openxmlformats.org/drawingml/2006/wordprocessingDrawing" xmlns:w10="urn:schemas-microsoft-com:office:word" xmlns:w="http://schemas.openxmlformats.org/wordprocessingml/2006/main" xmlns:w14="http://schemas.microsoft.com/office/word/2010/wordml" xmlns:w15="http://schemas.microsoft.com/office/word/2012/wordml" xmlns:w16cex="http://schemas.microsoft.com/office/word/2018/wordml/cex" xmlns:w16cid="http://schemas.microsoft.com/office/word/2016/wordml/cid" xmlns:w16="http://schemas.microsoft.com/office/word/2018/wordml" xmlns:w16du="http://schemas.microsoft.com/office/word/2023/wordml/word16du" xmlns:w16sdtdh="http://schemas.microsoft.com/office/word/2020/wordml/sdtdatahash" xmlns:w16sdtfl="http://schemas.microsoft.com/office/word/2024/wordml/sdtformatlock" xmlns:w16se="http://schemas.microsoft.com/office/word/2015/wordml/symex" xmlns:wpg="http://schemas.microsoft.com/office/word/2010/wordprocessingGroup" xmlns:wpi="http://schemas.microsoft.com/office/word/2010/wordprocessingInk" xmlns:wne="http://schemas.microsoft.com/office/word/2006/wordml" xmlns:wps="http://schemas.microsoft.com/office/word/2010/wordprocessingShape" mc:Ignorable="w14 w15 w16se w16cid w16 w16cex w16sdtdh w16sdtfl cr w16du wp14">
   <w16cex:commentExtensible w16cex:durableId="00239FD2" w16cex:dateUtc="2026-08-17T22:19:00Z"/>
 </w16cex:commentsExtensible>
 </file>
 
 <file path=word/commentsIds.xml><?xml version="1.0" encoding="utf-8"?>
-<w16cid:commentsIds xmlns:wpc="http://schemas.microsoft.com/office/word/2010/wordprocessingCanvas" xmlns:cx="http://schemas.microsoft.com/office/drawing/2014/chartex" xmlns:cx1="http://schemas.microsoft.com/office/drawing/2015/9/8/chartex" xmlns:cx2="http://schemas.microsoft.com/office/drawing/2015/10/21/chartex" xmlns:cx3="http://schemas.microsoft.com/office/drawing/2016/5/9/chartex" xmlns:cx4="http://schemas.microsoft.com/office/drawing/2016/5/10/chartex" xmlns:cx5="http://schemas.microsoft.com/office/drawing/2016/5/11/chartex" xmlns:cx6="http://schemas.microsoft.com/office/drawing/2016/5/12/chartex" xmlns:cx7="http://schemas.microsoft.com/office/drawing/2016/5/13/chartex" xmlns:cx8="http://schemas.microsoft.com/office/drawing/2016/5/14/chartex" xmlns:mc="http://schemas.openxmlformats.org/markup-compatibility/2006" xmlns:aink="http://schemas.microsoft.com/office/drawing/2016/ink" xmlns:am3d="http://schemas.microsoft.com/office/drawing/2017/model3d" xmlns:o="urn:schemas-microsoft-com:office:office" xmlns:oel="http://schemas.microsoft.com/office/2019/extlst" xmlns:r="http://schemas.openxmlformats.org/officeDocument/2006/relationships" xmlns:m="http://schemas.openxmlformats.org/officeDocument/2006/math" xmlns:v="urn:schemas-microsoft-com:vml" xmlns:wp14="http://schemas.microsoft.com/office/word/2010/wordprocessingDrawing" xmlns:wp="http://schemas.openxmlformats.org/drawingml/2006/wordprocessingDrawing" xmlns:w10="urn:schemas-microsoft-com:office:word" xmlns:w="http://schemas.openxmlformats.org/wordprocessingml/2006/main" xmlns:w14="http://schemas.microsoft.com/office/word/2010/wordml" xmlns:w15="http://schemas.microsoft.com/office/word/2012/wordml" xmlns:w16cei="http://schemas.microsoft.com/office/word/2026/wordml/cei" xmlns:w16cex="http://schemas.microsoft.com/office/word/2018/wordml/cex" xmlns:w16cid="http://schemas.microsoft.com/office/word/2016/wordml/cid" xmlns:w16="http://schemas.microsoft.com/office/word/2018/wordml" xmlns:w16du="http://schemas.microsoft.com/office/word/2023/wordml/word16du" xmlns:w16sdtdh="http://schemas.microsoft.com/office/word/2020/wordml/sdtdatahash" xmlns:w16sdtfl="http://schemas.microsoft.com/office/word/2024/wordml/sdtformatlock" xmlns:w16se="http://schemas.microsoft.com/office/word/2015/wordml/symex" xmlns:wpg="http://schemas.microsoft.com/office/word/2010/wordprocessingGroup" xmlns:wpi="http://schemas.microsoft.com/office/word/2010/wordprocessingInk" xmlns:wne="http://schemas.microsoft.com/office/word/2006/wordml" xmlns:wps="http://schemas.microsoft.com/office/word/2010/wordprocessingShape" mc:Ignorable="w14 w15 w16se w16cid w16 w16cex w16sdtdh w16sdtfl w16du wp14">
+<w16cid:commentsIds xmlns:wpc="http://schemas.microsoft.com/office/word/2010/wordprocessingCanvas" xmlns:cx="http://schemas.microsoft.com/office/drawing/2014/chartex" xmlns:cx1="http://schemas.microsoft.com/office/drawing/2015/9/8/chartex" xmlns:cx2="http://schemas.microsoft.com/office/drawing/2015/10/21/chartex" xmlns:cx3="http://schemas.microsoft.com/office/drawing/2016/5/9/chartex" xmlns:cx4="http://schemas.microsoft.com/office/drawing/2016/5/10/chartex" xmlns:cx5="http://schemas.microsoft.com/office/drawing/2016/5/11/chartex" xmlns:cx6="http://schemas.microsoft.com/office/drawing/2016/5/12/chartex" xmlns:cx7="http://schemas.microsoft.com/office/drawing/2016/5/13/chartex" xmlns:cx8="http://schemas.microsoft.com/office/drawing/2016/5/14/chartex" xmlns:mc="http://schemas.openxmlformats.org/markup-compatibility/2006" xmlns:aink="http://schemas.microsoft.com/office/drawing/2016/ink" xmlns:am3d="http://schemas.microsoft.com/office/drawing/2017/model3d" xmlns:o="urn:schemas-microsoft-com:office:office" xmlns:oel="http://schemas.microsoft.com/office/2019/extlst" xmlns:r="http://schemas.openxmlformats.org/officeDocument/2006/relationships" xmlns:m="http://schemas.openxmlformats.org/officeDocument/2006/math" xmlns:v="urn:schemas-microsoft-com:vml" xmlns:wp14="http://schemas.microsoft.com/office/word/2010/wordprocessingDrawing" xmlns:wp="http://schemas.openxmlformats.org/drawingml/2006/wordprocessingDrawing" xmlns:w10="urn:schemas-microsoft-com:office:word" xmlns:w="http://schemas.openxmlformats.org/wordprocessingml/2006/main" xmlns:w14="http://schemas.microsoft.com/office/word/2010/wordml" xmlns:w15="http://schemas.microsoft.com/office/word/2012/wordml" xmlns:w16cex="http://schemas.microsoft.com/office/word/2018/wordml/cex" xmlns:w16cid="http://schemas.microsoft.com/office/word/2016/wordml/cid" xmlns:w16="http://schemas.microsoft.com/office/word/2018/wordml" xmlns:w16du="http://schemas.microsoft.com/office/word/2023/wordml/word16du" xmlns:w16sdtdh="http://schemas.microsoft.com/office/word/2020/wordml/sdtdatahash" xmlns:w16sdtfl="http://schemas.microsoft.com/office/word/2024/wordml/sdtformatlock" xmlns:w16se="http://schemas.microsoft.com/office/word/2015/wordml/symex" xmlns:wpg="http://schemas.microsoft.com/office/word/2010/wordprocessingGroup" xmlns:wpi="http://schemas.microsoft.com/office/word/2010/wordprocessingInk" xmlns:wne="http://schemas.microsoft.com/office/word/2006/wordml" xmlns:wps="http://schemas.microsoft.com/office/word/2010/wordprocessingShape" mc:Ignorable="w14 w15 w16se w16cid w16 w16cex w16sdtdh w16sdtfl w16du wp14">
   <w16cid:commentId w16cid:paraId="793466C1" w16cid:durableId="00239FD2"/>
 </w16cid:commentsIds>
 </file>
 
 <file path=word/people.xml><?xml version="1.0" encoding="utf-8"?>
-<w15:people xmlns:wpc="http://schemas.microsoft.com/office/word/2010/wordprocessingCanvas" xmlns:cx="http://schemas.microsoft.com/office/drawing/2014/chartex" xmlns:cx1="http://schemas.microsoft.com/office/drawing/2015/9/8/chartex" xmlns:cx2="http://schemas.microsoft.com/office/drawing/2015/10/21/chartex" xmlns:cx3="http://schemas.microsoft.com/office/drawing/2016/5/9/chartex" xmlns:cx4="http://schemas.microsoft.com/office/drawing/2016/5/10/chartex" xmlns:cx5="http://schemas.microsoft.com/office/drawing/2016/5/11/chartex" xmlns:cx6="http://schemas.microsoft.com/office/drawing/2016/5/12/chartex" xmlns:cx7="http://schemas.microsoft.com/office/drawing/2016/5/13/chartex" xmlns:cx8="http://schemas.microsoft.com/office/drawing/2016/5/14/chartex" xmlns:mc="http://schemas.openxmlformats.org/markup-compatibility/2006" xmlns:aink="http://schemas.microsoft.com/office/drawing/2016/ink" xmlns:am3d="http://schemas.microsoft.com/office/drawing/2017/model3d" xmlns:o="urn:schemas-microsoft-com:office:office" xmlns:oel="http://schemas.microsoft.com/office/2019/extlst" xmlns:r="http://schemas.openxmlformats.org/officeDocument/2006/relationships" xmlns:m="http://schemas.openxmlformats.org/officeDocument/2006/math" xmlns:v="urn:schemas-microsoft-com:vml" xmlns:wp14="http://schemas.microsoft.com/office/word/2010/wordprocessingDrawing" xmlns:wp="http://schemas.openxmlformats.org/drawingml/2006/wordprocessingDrawing" xmlns:w10="urn:schemas-microsoft-com:office:word" xmlns:w="http://schemas.openxmlformats.org/wordprocessingml/2006/main" xmlns:w14="http://schemas.microsoft.com/office/word/2010/wordml" xmlns:w15="http://schemas.microsoft.com/office/word/2012/wordml" xmlns:w16cei="http://schemas.microsoft.com/office/word/2026/wordml/cei" xmlns:w16cex="http://schemas.microsoft.com/office/word/2018/wordml/cex" xmlns:w16cid="http://schemas.microsoft.com/office/word/2016/wordml/cid" xmlns:w16="http://schemas.microsoft.com/office/word/2018/wordml" xmlns:w16du="http://schemas.microsoft.com/office/word/2023/wordml/word16du" xmlns:w16sdtdh="http://schemas.microsoft.com/office/word/2020/wordml/sdtdatahash" xmlns:w16sdtfl="http://schemas.microsoft.com/office/word/2024/wordml/sdtformatlock" xmlns:w16se="http://schemas.microsoft.com/office/word/2015/wordml/symex" xmlns:wpg="http://schemas.microsoft.com/office/word/2010/wordprocessingGroup" xmlns:wpi="http://schemas.microsoft.com/office/word/2010/wordprocessingInk" xmlns:wne="http://schemas.microsoft.com/office/word/2006/wordml" xmlns:wps="http://schemas.microsoft.com/office/word/2010/wordprocessingShape" mc:Ignorable="w14 w15 w16se w16cid w16 w16cex w16sdtdh w16sdtfl w16du wp14">
+<w15:people xmlns:wpc="http://schemas.microsoft.com/office/word/2010/wordprocessingCanvas" xmlns:cx="http://schemas.microsoft.com/office/drawing/2014/chartex" xmlns:cx1="http://schemas.microsoft.com/office/drawing/2015/9/8/chartex" xmlns:cx2="http://schemas.microsoft.com/office/drawing/2015/10/21/chartex" xmlns:cx3="http://schemas.microsoft.com/office/drawing/2016/5/9/chartex" xmlns:cx4="http://schemas.microsoft.com/office/drawing/2016/5/10/chartex" xmlns:cx5="http://schemas.microsoft.com/office/drawing/2016/5/11/chartex" xmlns:cx6="http://schemas.microsoft.com/office/drawing/2016/5/12/chartex" xmlns:cx7="http://schemas.microsoft.com/office/drawing/2016/5/13/chartex" xmlns:cx8="http://schemas.microsoft.com/office/drawing/2016/5/14/chartex" xmlns:mc="http://schemas.openxmlformats.org/markup-compatibility/2006" xmlns:aink="http://schemas.microsoft.com/office/drawing/2016/ink" xmlns:am3d="http://schemas.microsoft.com/office/drawing/2017/model3d" xmlns:o="urn:schemas-microsoft-com:office:office" xmlns:oel="http://schemas.microsoft.com/office/2019/extlst" xmlns:r="http://schemas.openxmlformats.org/officeDocument/2006/relationships" xmlns:m="http://schemas.openxmlformats.org/officeDocument/2006/math" xmlns:v="urn:schemas-microsoft-com:vml" xmlns:wp14="http://schemas.microsoft.com/office/word/2010/wordprocessingDrawing" xmlns:wp="http://schemas.openxmlformats.org/drawingml/2006/wordprocessingDrawing" xmlns:w10="urn:schemas-microsoft-com:office:word" xmlns:w="http://schemas.openxmlformats.org/wordprocessingml/2006/main" xmlns:w14="http://schemas.microsoft.com/office/word/2010/wordml" xmlns:w15="http://schemas.microsoft.com/office/word/2012/wordml" xmlns:w16cex="http://schemas.microsoft.com/office/word/2018/wordml/cex" xmlns:w16cid="http://schemas.microsoft.com/office/word/2016/wordml/cid" xmlns:w16="http://schemas.microsoft.com/office/word/2018/wordml" xmlns:w16du="http://schemas.microsoft.com/office/word/2023/wordml/word16du" xmlns:w16sdtdh="http://schemas.microsoft.com/office/word/2020/wordml/sdtdatahash" xmlns:w16sdtfl="http://schemas.microsoft.com/office/word/2024/wordml/sdtformatlock" xmlns:w16se="http://schemas.microsoft.com/office/word/2015/wordml/symex" xmlns:wpg="http://schemas.microsoft.com/office/word/2010/wordprocessingGroup" xmlns:wpi="http://schemas.microsoft.com/office/word/2010/wordprocessingInk" xmlns:wne="http://schemas.microsoft.com/office/word/2006/wordml" xmlns:wps="http://schemas.microsoft.com/office/word/2010/wordprocessingShape" mc:Ignorable="w14 w15 w16se w16cid w16 w16cex w16sdtdh w16sdtfl w16du wp14">
   <w15:person w15:author="Ethan Balon [ebb0039]">
     <w15:presenceInfo w15:providerId="AD" w15:userId="S::ebb0039@arastudent.ac.nz::3bb5b026-98f8-4fa8-be03-345dd5463d9a"/>
   </w15:person>
@@ -1227,7 +1260,6 @@
   <w:style w:type="character" w:default="1" w:styleId="DefaultParagraphFont">
     <w:name w:val="Default Paragraph Font"/>
     <w:uiPriority w:val="1"/>
-    <w:semiHidden/>
     <w:unhideWhenUsed/>
   </w:style>
   <w:style w:type="table" w:default="1" w:styleId="TableNormal">

--- a/docs/Feature cards draft.docx
+++ b/docs/Feature cards draft.docx
@@ -76,7 +76,13 @@
               <w:t>When</w:t>
             </w:r>
             <w:r>
-              <w:t xml:space="preserve"> initial state is called, the applications sets up the minimum components necessary for the game to function. When the player requests for an initial state after an existing game has finished, the application will setup components back to default which will reset the game. If the player does not request for a new game, the existing game no longer functions, and all further movement requests will return GameAlreadyCompleted. The core </w:t>
+              <w:t xml:space="preserve"> initial state is called, the applications </w:t>
+            </w:r>
+            <w:r>
+              <w:t>set</w:t>
+            </w:r>
+            <w:r>
+              <w:t xml:space="preserve"> up the minimum components necessary for the game to function. When the player requests for an initial state after an existing game has finished, the application will setup components back to default which will reset the game. If the player does not request for a new game, the existing game no longer functions, and all further movement requests will return GameAlreadyCompleted. The core </w:t>
             </w:r>
             <w:r>
               <w:rPr>
@@ -138,13 +144,22 @@
               <w:t>OutOfBounds</w:t>
             </w:r>
             <w:r>
-              <w:t xml:space="preserve"> is returned. However if the destination square is a legal move, is inbounds and is not blocked, and if bishop is present in the square,  </w:t>
+              <w:t xml:space="preserve"> is returned. </w:t>
+            </w:r>
+            <w:r>
+              <w:t>However,</w:t>
+            </w:r>
+            <w:r>
+              <w:t xml:space="preserve"> if the destination square is a legal move, is inbounds and is not blocked, and if bishop is present in the </w:t>
+            </w:r>
+            <w:r>
+              <w:t>square, then</w:t>
             </w:r>
             <w:r>
               <w:rPr>
                 <w:rFonts w:hint="eastAsia"/>
               </w:rPr>
-              <w:t>then Success is returned, the current position changes and one Rook move is added to</w:t>
+              <w:t xml:space="preserve"> Success is returned, the current position changes and one Rook move is added to</w:t>
             </w:r>
             <w:r>
               <w:t xml:space="preserve"> </w:t>
@@ -161,7 +176,13 @@
           </w:p>
           <w:p>
             <w:r>
-              <w:t>The position moves only if Success is returned, and remains unchanged for all other outcomes.</w:t>
+              <w:t xml:space="preserve">The position moves only if Success is </w:t>
+            </w:r>
+            <w:r>
+              <w:t>returned and</w:t>
+            </w:r>
+            <w:r>
+              <w:t xml:space="preserve"> remains unchanged for all other outcomes.</w:t>
             </w:r>
           </w:p>
           <w:p/>
@@ -198,31 +219,13 @@
           </w:tcPr>
           <w:p>
             <w:r>
-              <w:t xml:space="preserve">If the player is on a </w:t>
-            </w:r>
-            <w:r>
-              <w:t>Bishop</w:t>
-            </w:r>
-            <w:r>
-              <w:t xml:space="preserve"> square, the legal moves are any </w:t>
-            </w:r>
-            <w:r>
-              <w:t>straight diagonal</w:t>
-            </w:r>
-            <w:r>
-              <w:t xml:space="preserve"> movements from the current position. </w:t>
-            </w:r>
-          </w:p>
-          <w:p/>
-          <w:p>
-            <w:r>
-              <w:t xml:space="preserve">If the player attempts to move to a square that isn’t a legal </w:t>
-            </w:r>
-            <w:r>
-              <w:t>bishop</w:t>
-            </w:r>
-            <w:r>
-              <w:t xml:space="preserve"> move, </w:t>
+              <w:t xml:space="preserve">If the player is on a Bishop square, the legal moves are any straight diagonal movements from the current position. </w:t>
+            </w:r>
+          </w:p>
+          <w:p/>
+          <w:p>
+            <w:r>
+              <w:t xml:space="preserve">If the player attempts to move to a square that isn’t a legal bishop move, </w:t>
             </w:r>
             <w:r>
               <w:t>InvalidMovement</w:t>
@@ -234,13 +237,16 @@
               <w:t>OutOfBounds</w:t>
             </w:r>
             <w:r>
-              <w:t xml:space="preserve"> is returned. However if the destination square is a legal move, is inbounds and is not blocked, and if bishop is present in the square,  </w:t>
+              <w:t xml:space="preserve"> is returned. However if the destination square is a legal move, is inbounds and is not blocked, and if bishop is present in the </w:t>
+            </w:r>
+            <w:r>
+              <w:t>square, then</w:t>
             </w:r>
             <w:r>
               <w:rPr>
                 <w:rFonts w:hint="eastAsia"/>
               </w:rPr>
-              <w:t xml:space="preserve">then Success is returned, the current position changes and one </w:t>
+              <w:t xml:space="preserve"> Success is returned, the current position changes and one </w:t>
             </w:r>
             <w:r>
               <w:t xml:space="preserve">bishop </w:t>
@@ -294,29 +300,26 @@
           </w:tcPr>
           <w:p>
             <w:r>
-              <w:t xml:space="preserve">If the player is on a Bishop square, the legal moves are any </w:t>
-            </w:r>
-            <w:r>
-              <w:t>squares that are two</w:t>
-            </w:r>
-            <w:r>
-              <w:t xml:space="preserve"> squares on one axis and one on the other </w:t>
-            </w:r>
-            <w:r>
-              <w:t xml:space="preserve"> from the current position. </w:t>
-            </w:r>
-          </w:p>
-          <w:p/>
-          <w:p/>
-          <w:p>
-            <w:r>
-              <w:t xml:space="preserve">If the player attempts to move to a square that isn’t a legal </w:t>
-            </w:r>
-            <w:r>
-              <w:t>knight</w:t>
-            </w:r>
-            <w:r>
-              <w:t xml:space="preserve"> move, </w:t>
+              <w:t>If the player is on a Bishop square, the legal moves are any squares that are two</w:t>
+            </w:r>
+            <w:r>
+              <w:t xml:space="preserve"> squares on one axis and one on the </w:t>
+            </w:r>
+            <w:r>
+              <w:t xml:space="preserve">other </w:t>
+            </w:r>
+            <w:r>
+              <w:t>from</w:t>
+            </w:r>
+            <w:r>
+              <w:t xml:space="preserve"> the current position. </w:t>
+            </w:r>
+          </w:p>
+          <w:p/>
+          <w:p/>
+          <w:p>
+            <w:r>
+              <w:t xml:space="preserve">If the player attempts to move to a square that isn’t a legal knight move, </w:t>
             </w:r>
             <w:r>
               <w:t>InvalidMovement</w:t>
@@ -328,19 +331,19 @@
               <w:t>OutOfBounds</w:t>
             </w:r>
             <w:r>
-              <w:t xml:space="preserve"> is returned. However if the destination square is a legal move, is inbounds and is not blocked, and if bishop is present in the square,  </w:t>
+              <w:t xml:space="preserve"> is returned. However if the destination square is a legal move, is inbounds and is not blocked, and if bishop is present in the </w:t>
+            </w:r>
+            <w:r>
+              <w:t>square, then</w:t>
             </w:r>
             <w:r>
               <w:rPr>
                 <w:rFonts w:hint="eastAsia"/>
               </w:rPr>
-              <w:t xml:space="preserve">then Success is returned, the current position changes and one </w:t>
-            </w:r>
-            <w:r>
-              <w:t>knight</w:t>
-            </w:r>
-            <w:r>
-              <w:t xml:space="preserve"> </w:t>
+              <w:t xml:space="preserve"> Success is returned, the current position changes and one </w:t>
+            </w:r>
+            <w:r>
+              <w:t xml:space="preserve">knight </w:t>
             </w:r>
             <w:r>
               <w:rPr>
@@ -363,7 +366,13 @@
           </w:p>
           <w:p>
             <w:r>
-              <w:t>The position moves only if Success is returned, and remains unchanged for all other outcomes.</w:t>
+              <w:t xml:space="preserve">The position moves only if Success is </w:t>
+            </w:r>
+            <w:r>
+              <w:t>returned and</w:t>
+            </w:r>
+            <w:r>
+              <w:t xml:space="preserve"> remains unchanged for all other outcomes.</w:t>
             </w:r>
           </w:p>
           <w:p/>
@@ -400,22 +409,13 @@
           </w:tcPr>
           <w:p>
             <w:r>
-              <w:t xml:space="preserve">If the player is on a </w:t>
-            </w:r>
-            <w:r>
-              <w:t>King</w:t>
-            </w:r>
-            <w:r>
-              <w:t xml:space="preserve"> square, the legal moves are any squares that </w:t>
-            </w:r>
-            <w:r>
-              <w:t>is e</w:t>
-            </w:r>
-            <w:r>
-              <w:t>xactly one square horizontally, vertically or diagonally</w:t>
-            </w:r>
-            <w:r>
-              <w:t xml:space="preserve"> </w:t>
+              <w:t>If the player is on a King square, the legal moves are any squares that is e</w:t>
+            </w:r>
+            <w:r>
+              <w:t xml:space="preserve">xactly one square horizontally, vertically or </w:t>
+            </w:r>
+            <w:r>
+              <w:t>diagonally</w:t>
             </w:r>
             <w:r>
               <w:t>.</w:t>
@@ -437,13 +437,16 @@
               <w:t>OutOfBounds</w:t>
             </w:r>
             <w:r>
-              <w:t xml:space="preserve"> is returned. However if the destination square is a legal move, is inbounds and is not blocked, and if bishop is present in the square,  </w:t>
+              <w:t xml:space="preserve"> is returned. However if the destination square is a legal move, is inbounds and is not blocked, and if bishop is present in the </w:t>
+            </w:r>
+            <w:r>
+              <w:t>square, then</w:t>
             </w:r>
             <w:r>
               <w:rPr>
                 <w:rFonts w:hint="eastAsia"/>
               </w:rPr>
-              <w:t xml:space="preserve">then Success is returned, the current position changes and one </w:t>
+              <w:t xml:space="preserve"> Success is returned, the current position changes and one </w:t>
             </w:r>
             <w:r>
               <w:t xml:space="preserve">knight </w:t>
@@ -469,7 +472,13 @@
           </w:p>
           <w:p>
             <w:r>
-              <w:t>The position moves only if Success is returned, and remains unchanged for all other outcomes.</w:t>
+              <w:t xml:space="preserve">The position moves only if Success is </w:t>
+            </w:r>
+            <w:r>
+              <w:t>returned and</w:t>
+            </w:r>
+            <w:r>
+              <w:t xml:space="preserve"> remains unchanged for all other outcomes.</w:t>
             </w:r>
           </w:p>
           <w:p/>
@@ -1260,6 +1269,7 @@
   <w:style w:type="character" w:default="1" w:styleId="DefaultParagraphFont">
     <w:name w:val="Default Paragraph Font"/>
     <w:uiPriority w:val="1"/>
+    <w:semiHidden/>
     <w:unhideWhenUsed/>
   </w:style>
   <w:style w:type="table" w:default="1" w:styleId="TableNormal">

--- a/docs/Feature cards draft.docx
+++ b/docs/Feature cards draft.docx
@@ -7,6 +7,7 @@
         <w:pStyle w:val="Title"/>
       </w:pPr>
       <w:commentRangeStart w:id="0"/>
+      <w:commentRangeStart w:id="1"/>
       <w:r>
         <w:t>Feature cards draft</w:t>
       </w:r>
@@ -18,6 +19,15 @@
           <w:szCs w:val="56"/>
         </w:rPr>
         <w:commentReference w:id="0"/>
+      </w:r>
+      <w:commentRangeEnd w:id="1"/>
+      <w:r>
+        <w:rPr>
+          <w:rStyle w:val="CommentReference"/>
+          <w:sz w:val="56"/>
+          <w:szCs w:val="56"/>
+        </w:rPr>
+        <w:commentReference w:id="1"/>
       </w:r>
     </w:p>
     <w:p/>
@@ -637,24 +647,43 @@
       </w:r>
     </w:p>
   </w:comment>
+  <w:comment w:id="1" w:author="Ethan Balon [ebb0039]" w:date="2026-09-08T09:11:00Z" w:initials="EB">
+    <w:p>
+      <w:pPr>
+        <w:pStyle w:val="CommentText"/>
+      </w:pPr>
+      <w:r>
+        <w:rPr>
+          <w:rStyle w:val="CommentReference"/>
+        </w:rPr>
+        <w:annotationRef/>
+      </w:r>
+      <w:r>
+        <w:t>Code location</w:t>
+      </w:r>
+    </w:p>
+  </w:comment>
 </w:comments>
 </file>
 
 <file path=word/commentsExtended.xml><?xml version="1.0" encoding="utf-8"?>
 <w15:commentsEx xmlns:wpc="http://schemas.microsoft.com/office/word/2010/wordprocessingCanvas" xmlns:cx="http://schemas.microsoft.com/office/drawing/2014/chartex" xmlns:cx1="http://schemas.microsoft.com/office/drawing/2015/9/8/chartex" xmlns:cx2="http://schemas.microsoft.com/office/drawing/2015/10/21/chartex" xmlns:cx3="http://schemas.microsoft.com/office/drawing/2016/5/9/chartex" xmlns:cx4="http://schemas.microsoft.com/office/drawing/2016/5/10/chartex" xmlns:cx5="http://schemas.microsoft.com/office/drawing/2016/5/11/chartex" xmlns:cx6="http://schemas.microsoft.com/office/drawing/2016/5/12/chartex" xmlns:cx7="http://schemas.microsoft.com/office/drawing/2016/5/13/chartex" xmlns:cx8="http://schemas.microsoft.com/office/drawing/2016/5/14/chartex" xmlns:mc="http://schemas.openxmlformats.org/markup-compatibility/2006" xmlns:aink="http://schemas.microsoft.com/office/drawing/2016/ink" xmlns:am3d="http://schemas.microsoft.com/office/drawing/2017/model3d" xmlns:o="urn:schemas-microsoft-com:office:office" xmlns:oel="http://schemas.microsoft.com/office/2019/extlst" xmlns:r="http://schemas.openxmlformats.org/officeDocument/2006/relationships" xmlns:m="http://schemas.openxmlformats.org/officeDocument/2006/math" xmlns:v="urn:schemas-microsoft-com:vml" xmlns:wp14="http://schemas.microsoft.com/office/word/2010/wordprocessingDrawing" xmlns:wp="http://schemas.openxmlformats.org/drawingml/2006/wordprocessingDrawing" xmlns:w10="urn:schemas-microsoft-com:office:word" xmlns:w="http://schemas.openxmlformats.org/wordprocessingml/2006/main" xmlns:w14="http://schemas.microsoft.com/office/word/2010/wordml" xmlns:w15="http://schemas.microsoft.com/office/word/2012/wordml" xmlns:w16cex="http://schemas.microsoft.com/office/word/2018/wordml/cex" xmlns:w16cid="http://schemas.microsoft.com/office/word/2016/wordml/cid" xmlns:w16="http://schemas.microsoft.com/office/word/2018/wordml" xmlns:w16du="http://schemas.microsoft.com/office/word/2023/wordml/word16du" xmlns:w16sdtdh="http://schemas.microsoft.com/office/word/2020/wordml/sdtdatahash" xmlns:w16sdtfl="http://schemas.microsoft.com/office/word/2024/wordml/sdtformatlock" xmlns:w16se="http://schemas.microsoft.com/office/word/2015/wordml/symex" xmlns:wpg="http://schemas.microsoft.com/office/word/2010/wordprocessingGroup" xmlns:wpi="http://schemas.microsoft.com/office/word/2010/wordprocessingInk" xmlns:wne="http://schemas.microsoft.com/office/word/2006/wordml" xmlns:wps="http://schemas.microsoft.com/office/word/2010/wordprocessingShape" mc:Ignorable="w14 w15 w16se w16cid w16 w16cex w16sdtdh w16sdtfl w16du wp14">
   <w15:commentEx w15:paraId="793466C1" w15:done="0"/>
+  <w15:commentEx w15:paraId="1D8F468C" w15:paraIdParent="793466C1" w15:done="0"/>
 </w15:commentsEx>
 </file>
 
 <file path=word/commentsExtensible.xml><?xml version="1.0" encoding="utf-8"?>
 <w16cex:commentsExtensible xmlns:wpc="http://schemas.microsoft.com/office/word/2010/wordprocessingCanvas" xmlns:cx="http://schemas.microsoft.com/office/drawing/2014/chartex" xmlns:cx1="http://schemas.microsoft.com/office/drawing/2015/9/8/chartex" xmlns:cx2="http://schemas.microsoft.com/office/drawing/2015/10/21/chartex" xmlns:cx3="http://schemas.microsoft.com/office/drawing/2016/5/9/chartex" xmlns:cx4="http://schemas.microsoft.com/office/drawing/2016/5/10/chartex" xmlns:cx5="http://schemas.microsoft.com/office/drawing/2016/5/11/chartex" xmlns:cx6="http://schemas.microsoft.com/office/drawing/2016/5/12/chartex" xmlns:cx7="http://schemas.microsoft.com/office/drawing/2016/5/13/chartex" xmlns:cx8="http://schemas.microsoft.com/office/drawing/2016/5/14/chartex" xmlns:cr="http://schemas.microsoft.com/office/comments/2020/reactions" xmlns:mc="http://schemas.openxmlformats.org/markup-compatibility/2006" xmlns:aink="http://schemas.microsoft.com/office/drawing/2016/ink" xmlns:am3d="http://schemas.microsoft.com/office/drawing/2017/model3d" xmlns:o="urn:schemas-microsoft-com:office:office" xmlns:oel="http://schemas.microsoft.com/office/2019/extlst" xmlns:r="http://schemas.openxmlformats.org/officeDocument/2006/relationships" xmlns:m="http://schemas.openxmlformats.org/officeDocument/2006/math" xmlns:v="urn:schemas-microsoft-com:vml" xmlns:wp14="http://schemas.microsoft.com/office/word/2010/wordprocessingDrawing" xmlns:wp="http://schemas.openxmlformats.org/drawingml/2006/wordprocessingDrawing" xmlns:w10="urn:schemas-microsoft-com:office:word" xmlns:w="http://schemas.openxmlformats.org/wordprocessingml/2006/main" xmlns:w14="http://schemas.microsoft.com/office/word/2010/wordml" xmlns:w15="http://schemas.microsoft.com/office/word/2012/wordml" xmlns:w16cex="http://schemas.microsoft.com/office/word/2018/wordml/cex" xmlns:w16cid="http://schemas.microsoft.com/office/word/2016/wordml/cid" xmlns:w16="http://schemas.microsoft.com/office/word/2018/wordml" xmlns:w16du="http://schemas.microsoft.com/office/word/2023/wordml/word16du" xmlns:w16sdtdh="http://schemas.microsoft.com/office/word/2020/wordml/sdtdatahash" xmlns:w16sdtfl="http://schemas.microsoft.com/office/word/2024/wordml/sdtformatlock" xmlns:w16se="http://schemas.microsoft.com/office/word/2015/wordml/symex" xmlns:wpg="http://schemas.microsoft.com/office/word/2010/wordprocessingGroup" xmlns:wpi="http://schemas.microsoft.com/office/word/2010/wordprocessingInk" xmlns:wne="http://schemas.microsoft.com/office/word/2006/wordml" xmlns:wps="http://schemas.microsoft.com/office/word/2010/wordprocessingShape" mc:Ignorable="w14 w15 w16se w16cid w16 w16cex w16sdtdh w16sdtfl cr w16du wp14">
   <w16cex:commentExtensible w16cex:durableId="00239FD2" w16cex:dateUtc="2026-08-17T22:19:00Z"/>
+  <w16cex:commentExtensible w16cex:durableId="69CCD741" w16cex:dateUtc="2026-09-07T21:11:00Z"/>
 </w16cex:commentsExtensible>
 </file>
 
 <file path=word/commentsIds.xml><?xml version="1.0" encoding="utf-8"?>
 <w16cid:commentsIds xmlns:wpc="http://schemas.microsoft.com/office/word/2010/wordprocessingCanvas" xmlns:cx="http://schemas.microsoft.com/office/drawing/2014/chartex" xmlns:cx1="http://schemas.microsoft.com/office/drawing/2015/9/8/chartex" xmlns:cx2="http://schemas.microsoft.com/office/drawing/2015/10/21/chartex" xmlns:cx3="http://schemas.microsoft.com/office/drawing/2016/5/9/chartex" xmlns:cx4="http://schemas.microsoft.com/office/drawing/2016/5/10/chartex" xmlns:cx5="http://schemas.microsoft.com/office/drawing/2016/5/11/chartex" xmlns:cx6="http://schemas.microsoft.com/office/drawing/2016/5/12/chartex" xmlns:cx7="http://schemas.microsoft.com/office/drawing/2016/5/13/chartex" xmlns:cx8="http://schemas.microsoft.com/office/drawing/2016/5/14/chartex" xmlns:mc="http://schemas.openxmlformats.org/markup-compatibility/2006" xmlns:aink="http://schemas.microsoft.com/office/drawing/2016/ink" xmlns:am3d="http://schemas.microsoft.com/office/drawing/2017/model3d" xmlns:o="urn:schemas-microsoft-com:office:office" xmlns:oel="http://schemas.microsoft.com/office/2019/extlst" xmlns:r="http://schemas.openxmlformats.org/officeDocument/2006/relationships" xmlns:m="http://schemas.openxmlformats.org/officeDocument/2006/math" xmlns:v="urn:schemas-microsoft-com:vml" xmlns:wp14="http://schemas.microsoft.com/office/word/2010/wordprocessingDrawing" xmlns:wp="http://schemas.openxmlformats.org/drawingml/2006/wordprocessingDrawing" xmlns:w10="urn:schemas-microsoft-com:office:word" xmlns:w="http://schemas.openxmlformats.org/wordprocessingml/2006/main" xmlns:w14="http://schemas.microsoft.com/office/word/2010/wordml" xmlns:w15="http://schemas.microsoft.com/office/word/2012/wordml" xmlns:w16cex="http://schemas.microsoft.com/office/word/2018/wordml/cex" xmlns:w16cid="http://schemas.microsoft.com/office/word/2016/wordml/cid" xmlns:w16="http://schemas.microsoft.com/office/word/2018/wordml" xmlns:w16du="http://schemas.microsoft.com/office/word/2023/wordml/word16du" xmlns:w16sdtdh="http://schemas.microsoft.com/office/word/2020/wordml/sdtdatahash" xmlns:w16sdtfl="http://schemas.microsoft.com/office/word/2024/wordml/sdtformatlock" xmlns:w16se="http://schemas.microsoft.com/office/word/2015/wordml/symex" xmlns:wpg="http://schemas.microsoft.com/office/word/2010/wordprocessingGroup" xmlns:wpi="http://schemas.microsoft.com/office/word/2010/wordprocessingInk" xmlns:wne="http://schemas.microsoft.com/office/word/2006/wordml" xmlns:wps="http://schemas.microsoft.com/office/word/2010/wordprocessingShape" mc:Ignorable="w14 w15 w16se w16cid w16 w16cex w16sdtdh w16sdtfl w16du wp14">
   <w16cid:commentId w16cid:paraId="793466C1" w16cid:durableId="00239FD2"/>
+  <w16cid:commentId w16cid:paraId="1D8F468C" w16cid:durableId="69CCD741"/>
 </w16cid:commentsIds>
 </file>
 
